--- a/public/downloads/minutes-meeting-27-09-2025-FULL-TRANSCRIPT.docx
+++ b/public/downloads/minutes-meeting-27-09-2025-FULL-TRANSCRIPT.docx
@@ -320,9 +320,21 @@
           <w:b/>
           <w:i w:val="0"/>
           <w:color w:val="8B2E2E"/>
-          <w:sz w:val="26"/>
+          <w:sz w:val="32"/>
         </w:rPr>
-        <w:t>Page 1 of 2</w:t>
+        <w:t>BEFORE THE SOLE ARBITRATOR</w:t>
+      </w:r>
+    </w:p>
+    <w:p>
+      <w:r>
+        <w:rPr>
+          <w:rFonts w:ascii="Times New Roman" w:hAnsi="Times New Roman" w:eastAsia="Times New Roman"/>
+          <w:b/>
+          <w:i w:val="0"/>
+          <w:color w:val="8B2E2E"/>
+          <w:sz w:val="32"/>
+        </w:rPr>
+        <w:t>SR. ADV. NITIN N. N. P. SARDESSAI</w:t>
       </w:r>
     </w:p>
     <w:p>
@@ -333,7 +345,7 @@
           <w:i w:val="0"/>
           <w:sz w:val="22"/>
         </w:rPr>
-        <w:t>BEFORE THE SOLE ARBITRATOR</w:t>
+        <w:t>AT PANAJI – GOA</w:t>
       </w:r>
     </w:p>
     <w:p>
@@ -344,7 +356,7 @@
           <w:i w:val="0"/>
           <w:sz w:val="22"/>
         </w:rPr>
-        <w:t xml:space="preserve">               SR. ADV. NITIN N. N. P. SARDESSAI</w:t>
+        <w:t>VIKRAM SHAH</w:t>
       </w:r>
     </w:p>
     <w:p>
@@ -355,7 +367,7 @@
           <w:i w:val="0"/>
           <w:sz w:val="22"/>
         </w:rPr>
-        <w:t xml:space="preserve">                            AT PANAJI – GOA</w:t>
+        <w:t>…CLAIMANT</w:t>
       </w:r>
     </w:p>
     <w:p>
@@ -366,7 +378,7 @@
           <w:i w:val="0"/>
           <w:sz w:val="22"/>
         </w:rPr>
-        <w:t>VIKRAM SHAH                                          …CLAIMANT</w:t>
+        <w:t>VERSUS</w:t>
       </w:r>
     </w:p>
     <w:p>
@@ -377,7 +389,7 @@
           <w:i w:val="0"/>
           <w:sz w:val="22"/>
         </w:rPr>
-        <w:t xml:space="preserve">                                VERSUS</w:t>
+        <w:t>RIVA TRINDADE AND 3 ORS</w:t>
       </w:r>
     </w:p>
     <w:p>
@@ -388,7 +400,31 @@
           <w:i w:val="0"/>
           <w:sz w:val="22"/>
         </w:rPr>
-        <w:t>RIVA TRINDADE AND 3 ORS                              …RESPONDENTS</w:t>
+        <w:t>…RESPONDENTS</w:t>
+      </w:r>
+    </w:p>
+    <w:p>
+      <w:r>
+        <w:rPr>
+          <w:rFonts w:ascii="Times New Roman" w:hAnsi="Times New Roman" w:eastAsia="Times New Roman"/>
+          <w:b/>
+          <w:i w:val="0"/>
+          <w:color w:val="8B2E2E"/>
+          <w:sz w:val="26"/>
+        </w:rPr>
+        <w:t>MINUTES OF PROCEEDINGS HELD ON 27&lt;sup&gt;th&lt;/sup&gt; SEPTEMBER</w:t>
+      </w:r>
+    </w:p>
+    <w:p>
+      <w:r>
+        <w:rPr>
+          <w:rFonts w:ascii="Times New Roman" w:hAnsi="Times New Roman" w:eastAsia="Times New Roman"/>
+          <w:b/>
+          <w:i w:val="0"/>
+          <w:color w:val="8B2E2E"/>
+          <w:sz w:val="26"/>
+        </w:rPr>
+        <w:t>MINUTES OF PROCEEDINGS HELD ON 27 th SEPTEMBER</w:t>
       </w:r>
     </w:p>
     <w:p>
@@ -399,7 +435,7 @@
           <w:i w:val="0"/>
           <w:sz w:val="22"/>
         </w:rPr>
-        <w:t xml:space="preserve">     MINUTES OF PROCEEDINGS HELD ON 27th SEPTEMBER</w:t>
+        <w:t>&lt;u&gt;2025 AT 11.00 AM&lt;/u&gt;</w:t>
       </w:r>
     </w:p>
     <w:p>
@@ -410,7 +446,7 @@
           <w:i w:val="0"/>
           <w:sz w:val="22"/>
         </w:rPr>
-        <w:t xml:space="preserve">                            2025 AT 11.00 AM</w:t>
+        <w:t>1. Adv. Kaif Noorani appeared on behalf of Claimant Shri. Vikram</w:t>
       </w:r>
     </w:p>
     <w:p>
@@ -421,7 +457,7 @@
           <w:i w:val="0"/>
           <w:sz w:val="22"/>
         </w:rPr>
-        <w:t>1.     Adv. Kaif Noorani appeared on behalf of Claimant Shri. Vikram</w:t>
+        <w:t>Shah. Adv. Vledson Braganza appeared on behalf of Mr. Riva</w:t>
       </w:r>
     </w:p>
     <w:p>
@@ -432,7 +468,7 @@
           <w:i w:val="0"/>
           <w:sz w:val="22"/>
         </w:rPr>
-        <w:t xml:space="preserve">       Shah. Adv. Vledson Braganza appeared on behalf of Mr. Riva</w:t>
+        <w:t>Trindade, Mrs. Albertina Trindade and Mrs. Karita Trindade. Mr.</w:t>
       </w:r>
     </w:p>
     <w:p>
@@ -443,7 +479,7 @@
           <w:i w:val="0"/>
           <w:sz w:val="22"/>
         </w:rPr>
-        <w:t xml:space="preserve">       Trindade, Mrs. Albertina Trindade and Mrs. Karita Trindade. Mr.</w:t>
+        <w:t>Riva Trindade present in person. Respondent No. 4 Shri.</w:t>
       </w:r>
     </w:p>
     <w:p>
@@ -454,7 +490,7 @@
           <w:i w:val="0"/>
           <w:sz w:val="22"/>
         </w:rPr>
-        <w:t xml:space="preserve">       Riva Trindade present in person. Respondent No. 4 Shri.</w:t>
+        <w:t>Murlidhar Sadarangani present in person. Authorized</w:t>
       </w:r>
     </w:p>
     <w:p>
@@ -465,7 +501,7 @@
           <w:i w:val="0"/>
           <w:sz w:val="22"/>
         </w:rPr>
-        <w:t xml:space="preserve">       Murlidhar    Sadarangani     present    in   person.   Authorized</w:t>
+        <w:t>Representative  of  the  Claimant  Shri.  Hemavand  Namdarian</w:t>
       </w:r>
     </w:p>
     <w:p>
@@ -476,7 +512,7 @@
           <w:i w:val="0"/>
           <w:sz w:val="22"/>
         </w:rPr>
-        <w:t xml:space="preserve">       Representative of the Claimant Shri. Hemavand Namdarian</w:t>
+        <w:t>present in person.</w:t>
       </w:r>
     </w:p>
     <w:p>
@@ -487,7 +523,7 @@
           <w:i w:val="0"/>
           <w:sz w:val="22"/>
         </w:rPr>
-        <w:t xml:space="preserve">       present in person.</w:t>
+        <w:t>2. Adv. V. Braganza states that he has received a counter proposal for</w:t>
       </w:r>
     </w:p>
     <w:p>
@@ -498,7 +534,7 @@
           <w:i w:val="0"/>
           <w:sz w:val="22"/>
         </w:rPr>
-        <w:t>2.     Adv. V. Braganza states that he has received a counter proposal for</w:t>
+        <w:t>settlement from the Claimant just this morning pursuant to</w:t>
       </w:r>
     </w:p>
     <w:p>
@@ -509,7 +545,7 @@
           <w:i w:val="0"/>
           <w:sz w:val="22"/>
         </w:rPr>
-        <w:t xml:space="preserve">       settlement from the Claimant just this morning pursuant to</w:t>
+        <w:t>settlement talks on 26/09/2025. In view of the same, he states that</w:t>
       </w:r>
     </w:p>
     <w:p>
@@ -520,7 +556,7 @@
           <w:i w:val="0"/>
           <w:sz w:val="22"/>
         </w:rPr>
-        <w:t xml:space="preserve">       settlement talks on 26/09/2025. In view of the same, he states that</w:t>
+        <w:t>he requires some more time to consider. The Parties appearing in</w:t>
       </w:r>
     </w:p>
     <w:p>
@@ -531,7 +567,7 @@
           <w:i w:val="0"/>
           <w:sz w:val="22"/>
         </w:rPr>
-        <w:t xml:space="preserve">       he requires some more time to consider. The Parties appearing in</w:t>
+        <w:t>this matter do not have any objection to the adjournment. It is made clear by the Tribunal that this adjournment will be last</w:t>
       </w:r>
     </w:p>
     <w:p>
@@ -542,20 +578,7 @@
           <w:i w:val="0"/>
           <w:sz w:val="22"/>
         </w:rPr>
-        <w:t xml:space="preserve">       this matter do not have any objection to the adjournment. It is</w:t>
-      </w:r>
-    </w:p>
-    <w:p/>
-    <w:p>
-      <w:r>
-        <w:rPr>
-          <w:rFonts w:ascii="Times New Roman" w:hAnsi="Times New Roman" w:eastAsia="Times New Roman"/>
-          <w:b/>
-          <w:i w:val="0"/>
-          <w:color w:val="8B2E2E"/>
-          <w:sz w:val="26"/>
-        </w:rPr>
-        <w:t>Page 2 of 2</w:t>
+        <w:t>opportunity to try and settle, as the matter is dragging on for quite</w:t>
       </w:r>
     </w:p>
     <w:p>
@@ -566,7 +589,7 @@
           <w:i w:val="0"/>
           <w:sz w:val="22"/>
         </w:rPr>
-        <w:t>made clear by the Tribunal that this adjournment will be last</w:t>
+        <w:t>some time on this score.</w:t>
       </w:r>
     </w:p>
     <w:p>
@@ -577,7 +600,7 @@
           <w:i w:val="0"/>
           <w:sz w:val="22"/>
         </w:rPr>
-        <w:t xml:space="preserve">     opportunity to try and settle, as the matter is dragging on for quite</w:t>
+        <w:t>3. On the 5&lt;sup&gt;th&lt;/sup&gt; of September 2025, the Claimant and respondents</w:t>
       </w:r>
     </w:p>
     <w:p>
@@ -588,7 +611,7 @@
           <w:i w:val="0"/>
           <w:sz w:val="22"/>
         </w:rPr>
-        <w:t xml:space="preserve">     some time on this score.</w:t>
+        <w:t>no.4 had undertaken to deposit the balance of advance fees before</w:t>
       </w:r>
     </w:p>
     <w:p>
@@ -599,7 +622,7 @@
           <w:i w:val="0"/>
           <w:sz w:val="22"/>
         </w:rPr>
-        <w:t>3.    On the 5th of September 2025, the Claimant and respondents</w:t>
+        <w:t>the next date of hearing. The same has been accordingly deposited.</w:t>
       </w:r>
     </w:p>
     <w:p>
@@ -610,7 +633,7 @@
           <w:i w:val="0"/>
           <w:sz w:val="22"/>
         </w:rPr>
-        <w:t xml:space="preserve">     no.4 had undertaken to deposit the balance of advance fees before</w:t>
+        <w:t>The  matter  in  view  of  the  settlement  talks  is  adjourned  to</w:t>
       </w:r>
     </w:p>
     <w:p>
@@ -621,7 +644,7 @@
           <w:i w:val="0"/>
           <w:sz w:val="22"/>
         </w:rPr>
-        <w:t xml:space="preserve">     the next date of hearing. The same has been accordingly deposited.</w:t>
+        <w:t>11&lt;sup&gt;th&lt;/sup&gt; October 2025 at 11.00 am at the same venue and seat.  It is</w:t>
       </w:r>
     </w:p>
     <w:p>
@@ -632,7 +655,7 @@
           <w:i w:val="0"/>
           <w:sz w:val="22"/>
         </w:rPr>
-        <w:t xml:space="preserve">     The matter in view of the settlement talks is adjourned to</w:t>
+        <w:t>made clear that if the parties do not report the settlement than on</w:t>
       </w:r>
     </w:p>
     <w:p>
@@ -643,7 +666,7 @@
           <w:i w:val="0"/>
           <w:sz w:val="22"/>
         </w:rPr>
-        <w:t xml:space="preserve">     11th October 2025 at 11.00 am at the same venue and seat. It is</w:t>
+        <w:t>the adjourned date, this Tribunal will hear the interim application</w:t>
       </w:r>
     </w:p>
     <w:p>
@@ -654,7 +677,7 @@
           <w:i w:val="0"/>
           <w:sz w:val="22"/>
         </w:rPr>
-        <w:t xml:space="preserve">     made clear that if the parties do not report the settlement than on</w:t>
+        <w:t>under Section 17 filed by the Claimant and Respondent no 1,2 and</w:t>
       </w:r>
     </w:p>
     <w:p>
@@ -665,7 +688,7 @@
           <w:i w:val="0"/>
           <w:sz w:val="22"/>
         </w:rPr>
-        <w:t xml:space="preserve">     the adjourned date, this Tribunal will hear the interim application</w:t>
+        <w:t>3.</w:t>
       </w:r>
     </w:p>
     <w:p>
@@ -676,7 +699,7 @@
           <w:i w:val="0"/>
           <w:sz w:val="22"/>
         </w:rPr>
-        <w:t xml:space="preserve">     under Section 17 filed by the Claimant and Respondent no 1,2 and</w:t>
+        <w:t>4. The matter stands adjourned as above.</w:t>
       </w:r>
     </w:p>
     <w:p>
@@ -687,7 +710,7 @@
           <w:i w:val="0"/>
           <w:sz w:val="22"/>
         </w:rPr>
-        <w:t xml:space="preserve">     3.</w:t>
+        <w:t>5. Stand Over to 11&lt;sup&gt;th&lt;/sup&gt; October 2025 at 11.00 am at the same venue and</w:t>
       </w:r>
     </w:p>
     <w:p>
@@ -698,7 +721,7 @@
           <w:i w:val="0"/>
           <w:sz w:val="22"/>
         </w:rPr>
-        <w:t>4.   The matter stands adjourned as above.</w:t>
+        <w:t>seat.</w:t>
       </w:r>
     </w:p>
     <w:p>
@@ -709,7 +732,7 @@
           <w:i w:val="0"/>
           <w:sz w:val="22"/>
         </w:rPr>
-        <w:t>5.   Stand Over to 11th October 2025 at 11.00 am at the same venue and</w:t>
+        <w:t>Place: Panaji – Goa.</w:t>
       </w:r>
     </w:p>
     <w:p>
@@ -720,7 +743,7 @@
           <w:i w:val="0"/>
           <w:sz w:val="22"/>
         </w:rPr>
-        <w:t xml:space="preserve">     seat.</w:t>
+        <w:t>Date:27.09.2025</w:t>
       </w:r>
     </w:p>
     <w:p>
@@ -731,7 +754,7 @@
           <w:i w:val="0"/>
           <w:sz w:val="22"/>
         </w:rPr>
-        <w:t>Place: Panaji – Goa.              Sr. Adv. Nitin N. N. P. Sardessai</w:t>
+        <w:t>Sr. Adv. Nitin N. N. P. Sardessai</w:t>
       </w:r>
     </w:p>
     <w:p>
@@ -742,10 +765,9 @@
           <w:i w:val="0"/>
           <w:sz w:val="22"/>
         </w:rPr>
-        <w:t>Date:27.09.2025                             Sole Arbitrator</w:t>
+        <w:t>Sole Arbitrator</w:t>
       </w:r>
     </w:p>
-    <w:p/>
     <w:sectPr>
       <w:headerReference w:type="default" r:id="rId9"/>
       <w:footerReference w:type="default" r:id="rId10"/>
